--- a/manuscript/title_page_submission.docx
+++ b/manuscript/title_page_submission.docx
@@ -95,7 +95,7 @@
         <w:pStyle w:val="BodyText"/>
       </w:pPr>
       <w:r>
-        <w:t xml:space="preserve">Word count: 7,866 (abstract, main text and references); 8,267 including the table and figure legends</w:t>
+        <w:t xml:space="preserve">Word count: 7,953 (abstract, main text and references); 8,354 including the table and figure legends</w:t>
       </w:r>
     </w:p>
     <w:bookmarkStart w:id="20" w:name="acknowledgements"/>

--- a/manuscript/title_page_submission.docx
+++ b/manuscript/title_page_submission.docx
@@ -95,7 +95,7 @@
         <w:pStyle w:val="BodyText"/>
       </w:pPr>
       <w:r>
-        <w:t xml:space="preserve">Word count: 7,953 (abstract, main text and references); 8,354 including the table and figure legends</w:t>
+        <w:t xml:space="preserve">Word count: 7,999 (abstract, main text and references); 8,401 including the table and figure legends</w:t>
       </w:r>
     </w:p>
     <w:bookmarkStart w:id="20" w:name="acknowledgements"/>

--- a/manuscript/title_page_submission.docx
+++ b/manuscript/title_page_submission.docx
@@ -95,7 +95,7 @@
         <w:pStyle w:val="BodyText"/>
       </w:pPr>
       <w:r>
-        <w:t xml:space="preserve">Word count: 7,999 (abstract, main text and references); 8,401 including the table and figure legends</w:t>
+        <w:t xml:space="preserve">Word count: 7,996 (abstract, main text and references); 8,398 including the table and figure legends</w:t>
       </w:r>
     </w:p>
     <w:bookmarkStart w:id="20" w:name="acknowledgements"/>
@@ -166,7 +166,7 @@
         <w:pStyle w:val="FirstParagraph"/>
       </w:pPr>
       <w:r>
-        <w:t xml:space="preserve">The code of the simulations, the rates aggregated by condition, the outputs of the formal models and the scripts that reproduce every table and figure are available at https://github.com/diogoprov/pcps-sim and archived at Zenodo (https://doi.org/10.5281/zenodo.23500104, all versions; v0.1.0, https://doi.org/10.5281/zenodo.23500105). For peer review, an anonymized copy is available at https://doi.org/10.5281/zenodo.23500661. The tadpole metacommunity data of Appendix S3 come from published studies (Both et al., 2011; Prado &amp; Rossa-Feres, 2014; Provete et al., 2014) and from unpublished data shared with the author, which cannot be redistributed; the repository holds only the tree shapes of the regional pools derived from them and the results of the case study.</w:t>
+        <w:t xml:space="preserve">The code of the simulations, the rates aggregated by condition, the outputs of the formal models and the scripts that reproduce every table and figure are available at https://github.com/diogoprov/pcps-sim and archived at Zenodo (https://doi.org/10.5281/zenodo.23500104, all versions; v0.1.0, https://doi.org/10.5281/zenodo.23500105). For peer review, an anonymized copy is available at https://doi.org/10.5281/zenodo.23500660. The tadpole metacommunity data of Appendix S3 come from published studies (Both et al., 2011; Prado &amp; Rossa-Feres, 2014; Provete et al., 2014) and from unpublished data shared with the author, which cannot be redistributed; the repository holds only the tree shapes of the regional pools derived from them and the results of the case study.</w:t>
       </w:r>
     </w:p>
     <w:bookmarkEnd w:id="23"/>
@@ -184,7 +184,7 @@
         <w:pStyle w:val="FirstParagraph"/>
       </w:pPr>
       <w:r>
-        <w:t xml:space="preserve">The code and the drafts of the Methods and Results were written with the assistance of an AI model (Claude, Anthropic) under the direction of the author, who made every design decision and checked every result; the interactions are logged in docs/AI_INTERACTION_LOG.md of the code repository.</w:t>
+        <w:t xml:space="preserve">The code and the drafts of the manuscript were written with the assistance of an AI model (Claude, Anthropic) under the direction of the author, who made every design decision and checked every result; the interactions are logged in docs/AI_INTERACTION_LOG.md of the code repository.</w:t>
       </w:r>
     </w:p>
     <w:bookmarkEnd w:id="24"/>
